--- a/00-首页/题组Word/初赛模拟卷/真题版式/初赛模拟卷VI（非有机·学生版·真题版式）.docx
+++ b/00-首页/题组Word/初赛模拟卷/真题版式/初赛模拟卷VI（非有机·学生版·真题版式）.docx
@@ -6091,7 +6091,7 @@
       <w:r>
         <w:drawing>
           <wp:inline>
-            <wp:extent cx="6184900" cy="1460323"/>
+            <wp:extent cx="3600000" cy="849999"/>
             <wp:effectExtent b="0" l="0" r="0" t="0"/>
             <wp:docPr descr="" title="" id="24" name="Picture"/>
             <a:graphic>
@@ -6112,7 +6112,7 @@
                   <pic:spPr bwMode="auto">
                     <a:xfrm>
                       <a:off x="0" y="0"/>
-                      <a:ext cx="6184900" cy="1460323"/>
+                      <a:ext cx="3600000" cy="849999"/>
                     </a:xfrm>
                     <a:prstGeom prst="rect">
                       <a:avLst/>
@@ -8292,7 +8292,7 @@
       <w:r>
         <w:drawing>
           <wp:inline>
-            <wp:extent cx="6184900" cy="2598148"/>
+            <wp:extent cx="3600000" cy="1512285"/>
             <wp:effectExtent b="0" l="0" r="0" t="0"/>
             <wp:docPr descr="" title="" id="29" name="Picture"/>
             <a:graphic>
@@ -8313,7 +8313,7 @@
                   <pic:spPr bwMode="auto">
                     <a:xfrm>
                       <a:off x="0" y="0"/>
-                      <a:ext cx="6184900" cy="2598148"/>
+                      <a:ext cx="3600000" cy="1512285"/>
                     </a:xfrm>
                     <a:prstGeom prst="rect">
                       <a:avLst/>
@@ -8829,7 +8829,7 @@
       <w:r>
         <w:drawing>
           <wp:inline>
-            <wp:extent cx="3365500" cy="4597400"/>
+            <wp:extent cx="3240000" cy="4425962"/>
             <wp:effectExtent b="0" l="0" r="0" t="0"/>
             <wp:docPr descr="" title="" id="34" name="Picture"/>
             <a:graphic>
@@ -8850,7 +8850,7 @@
                   <pic:spPr bwMode="auto">
                     <a:xfrm>
                       <a:off x="0" y="0"/>
-                      <a:ext cx="3365500" cy="4597400"/>
+                      <a:ext cx="3240000" cy="4425962"/>
                     </a:xfrm>
                     <a:prstGeom prst="rect">
                       <a:avLst/>
@@ -8900,7 +8900,7 @@
       <w:r>
         <w:drawing>
           <wp:inline>
-            <wp:extent cx="2578100" cy="4737100"/>
+            <wp:extent cx="2520000" cy="4630344"/>
             <wp:effectExtent b="0" l="0" r="0" t="0"/>
             <wp:docPr descr="" title="" id="37" name="Picture"/>
             <a:graphic>
@@ -8921,7 +8921,7 @@
                   <pic:spPr bwMode="auto">
                     <a:xfrm>
                       <a:off x="0" y="0"/>
-                      <a:ext cx="2578100" cy="4737100"/>
+                      <a:ext cx="2520000" cy="4630344"/>
                     </a:xfrm>
                     <a:prstGeom prst="rect">
                       <a:avLst/>
@@ -10843,7 +10843,7 @@
       <w:r>
         <w:drawing>
           <wp:inline>
-            <wp:extent cx="2832100" cy="5270500"/>
+            <wp:extent cx="2520000" cy="4689686"/>
             <wp:effectExtent b="0" l="0" r="0" t="0"/>
             <wp:docPr descr="" title="" id="40" name="Picture"/>
             <a:graphic>
@@ -10864,7 +10864,7 @@
                   <pic:spPr bwMode="auto">
                     <a:xfrm>
                       <a:off x="0" y="0"/>
-                      <a:ext cx="2832100" cy="5270500"/>
+                      <a:ext cx="2520000" cy="4689686"/>
                     </a:xfrm>
                     <a:prstGeom prst="rect">
                       <a:avLst/>
@@ -10892,7 +10892,7 @@
       <w:r>
         <w:drawing>
           <wp:inline>
-            <wp:extent cx="3708400" cy="5194300"/>
+            <wp:extent cx="3240000" cy="4538219"/>
             <wp:effectExtent b="0" l="0" r="0" t="0"/>
             <wp:docPr descr="" title="" id="43" name="Picture"/>
             <a:graphic>
@@ -10913,7 +10913,7 @@
                   <pic:spPr bwMode="auto">
                     <a:xfrm>
                       <a:off x="0" y="0"/>
-                      <a:ext cx="3708400" cy="5194300"/>
+                      <a:ext cx="3240000" cy="4538219"/>
                     </a:xfrm>
                     <a:prstGeom prst="rect">
                       <a:avLst/>
@@ -11034,7 +11034,7 @@
       <w:r>
         <w:drawing>
           <wp:inline>
-            <wp:extent cx="3784600" cy="4635500"/>
+            <wp:extent cx="3240000" cy="3968456"/>
             <wp:effectExtent b="0" l="0" r="0" t="0"/>
             <wp:docPr descr="" title="" id="47" name="Picture"/>
             <a:graphic>
@@ -11055,7 +11055,7 @@
                   <pic:spPr bwMode="auto">
                     <a:xfrm>
                       <a:off x="0" y="0"/>
-                      <a:ext cx="3784600" cy="4635500"/>
+                      <a:ext cx="3240000" cy="3968456"/>
                     </a:xfrm>
                     <a:prstGeom prst="rect">
                       <a:avLst/>
@@ -11216,7 +11216,7 @@
       <w:r>
         <w:drawing>
           <wp:inline>
-            <wp:extent cx="3746500" cy="4521200"/>
+            <wp:extent cx="3240000" cy="3909966"/>
             <wp:effectExtent b="0" l="0" r="0" t="0"/>
             <wp:docPr descr="" title="" id="50" name="Picture"/>
             <a:graphic>
@@ -11237,7 +11237,7 @@
                   <pic:spPr bwMode="auto">
                     <a:xfrm>
                       <a:off x="0" y="0"/>
-                      <a:ext cx="3746500" cy="4521200"/>
+                      <a:ext cx="3240000" cy="3909966"/>
                     </a:xfrm>
                     <a:prstGeom prst="rect">
                       <a:avLst/>
@@ -12705,7 +12705,7 @@
       <w:r>
         <w:drawing>
           <wp:inline>
-            <wp:extent cx="6184900" cy="2427446"/>
+            <wp:extent cx="3600000" cy="1412925"/>
             <wp:effectExtent b="0" l="0" r="0" t="0"/>
             <wp:docPr descr="" title="" id="55" name="Picture"/>
             <a:graphic>
@@ -12726,7 +12726,7 @@
                   <pic:spPr bwMode="auto">
                     <a:xfrm>
                       <a:off x="0" y="0"/>
-                      <a:ext cx="6184900" cy="2427446"/>
+                      <a:ext cx="3600000" cy="1412925"/>
                     </a:xfrm>
                     <a:prstGeom prst="rect">
                       <a:avLst/>
@@ -17188,7 +17188,7 @@
       <w:r>
         <w:drawing>
           <wp:inline>
-            <wp:extent cx="6184900" cy="1041335"/>
+            <wp:extent cx="3600000" cy="606122"/>
             <wp:effectExtent b="0" l="0" r="0" t="0"/>
             <wp:docPr descr="" title="" id="66" name="Picture"/>
             <a:graphic>
@@ -17209,7 +17209,7 @@
                   <pic:spPr bwMode="auto">
                     <a:xfrm>
                       <a:off x="0" y="0"/>
-                      <a:ext cx="6184900" cy="1041335"/>
+                      <a:ext cx="3600000" cy="606122"/>
                     </a:xfrm>
                     <a:prstGeom prst="rect">
                       <a:avLst/>
@@ -17689,7 +17689,7 @@
       <w:r>
         <w:drawing>
           <wp:inline>
-            <wp:extent cx="723900" cy="647700"/>
+            <wp:extent cx="1800000" cy="1610526"/>
             <wp:effectExtent b="0" l="0" r="0" t="0"/>
             <wp:docPr descr="" title="" id="70" name="Picture"/>
             <a:graphic>
@@ -17710,7 +17710,7 @@
                   <pic:spPr bwMode="auto">
                     <a:xfrm>
                       <a:off x="0" y="0"/>
-                      <a:ext cx="723900" cy="647700"/>
+                      <a:ext cx="1800000" cy="1610526"/>
                     </a:xfrm>
                     <a:prstGeom prst="rect">
                       <a:avLst/>
@@ -17738,7 +17738,7 @@
       <w:r>
         <w:drawing>
           <wp:inline>
-            <wp:extent cx="1066800" cy="3860800"/>
+            <wp:extent cx="1800000" cy="6514285"/>
             <wp:effectExtent b="0" l="0" r="0" t="0"/>
             <wp:docPr descr="" title="" id="73" name="Picture"/>
             <a:graphic>
@@ -17759,7 +17759,7 @@
                   <pic:spPr bwMode="auto">
                     <a:xfrm>
                       <a:off x="0" y="0"/>
-                      <a:ext cx="1066800" cy="3860800"/>
+                      <a:ext cx="1800000" cy="6514285"/>
                     </a:xfrm>
                     <a:prstGeom prst="rect">
                       <a:avLst/>
